--- a/zhs/docx/03.22.content.docx
+++ b/zhs/docx/03.22.content.docx
@@ -425,7 +425,7 @@
       <w:r>
         <w:drawing>
           <wp:inline xmlns:a="http://schemas.openxmlformats.org/drawingml/2006/main" xmlns:pic="http://schemas.openxmlformats.org/drawingml/2006/picture">
-            <wp:extent cx="1463040" cy="976403"/>
+            <wp:extent cx="6096000" cy="4068347"/>
             <wp:docPr id="1" name="Picture 1"/>
             <wp:cNvGraphicFramePr>
               <a:graphicFrameLocks noChangeAspect="1"/>
@@ -446,7 +446,7 @@
                   <pic:spPr>
                     <a:xfrm>
                       <a:off x="0" y="0"/>
-                      <a:ext cx="1463040" cy="976403"/>
+                      <a:ext cx="6096000" cy="4068347"/>
                     </a:xfrm>
                     <a:prstGeom prst="rect"/>
                   </pic:spPr>
@@ -470,6 +470,233 @@
     </w:p>
     <w:p>
       <w:pPr/>
+      <w:r>
+        <w:rPr>
+          <w:lang w:val="zh_CN" w:bidi="zh_CN"/>
+        </w:rPr>
+      </w:r>
+      <w:r>
+        <w:rPr>
+          <w:lang w:val="zh_CN" w:bidi="zh_CN"/>
+        </w:rPr>
+        <w:t>黑鹳 (Pixabay)</w:t>
+      </w:r>
+      <w:r>
+        <w:rPr>
+          <w:lang w:val="zh_CN" w:bidi="zh_CN"/>
+        </w:rPr>
+        <w:t>白鹳和黑鹳都是腿长、脖子长的大型鸟类，比大多数鹤及鹭鸶重。白鹳的身体呈白色，翅膀为黑色，喙和腿为红色。黑鹳是一种很有光泽的棕黑色的鸟，腹部为白色，喙和腿也是红色。这些鹳从中欧和东欧迁徙到东非和中非，偶尔会在雨季到达津巴布韦和南非部分地区。在大部分时间里，这两种鹳都在地上或浅水中觅食。白鹳主要吃蝗虫、蚂蚱等昆虫，以及青蛙、蜥蜴，也吃在地上筑巢的鸟类的雏鸟。黑鹳喜欢吃鱼和青蛙，但是也吃白鹳所吃的东西。</w:t>
+      </w:r>
+    </w:p>
+    <w:p>
+      <w:r>
+        <w:drawing>
+          <wp:inline xmlns:a="http://schemas.openxmlformats.org/drawingml/2006/main" xmlns:pic="http://schemas.openxmlformats.org/drawingml/2006/picture">
+            <wp:extent cx="6096000" cy="7611976"/>
+            <wp:docPr id="2" name="Picture 2"/>
+            <wp:cNvGraphicFramePr>
+              <a:graphicFrameLocks noChangeAspect="1"/>
+            </wp:cNvGraphicFramePr>
+            <a:graphic>
+              <a:graphicData uri="http://schemas.openxmlformats.org/drawingml/2006/picture">
+                <pic:pic>
+                  <pic:nvPicPr>
+                    <pic:cNvPr id="0" name="image.jpg"/>
+                    <pic:cNvPicPr/>
+                  </pic:nvPicPr>
+                  <pic:blipFill>
+                    <a:blip r:embed="rId21"/>
+                    <a:stretch>
+                      <a:fillRect/>
+                    </a:stretch>
+                  </pic:blipFill>
+                  <pic:spPr>
+                    <a:xfrm>
+                      <a:off x="0" y="0"/>
+                      <a:ext cx="6096000" cy="7611976"/>
+                    </a:xfrm>
+                    <a:prstGeom prst="rect"/>
+                  </pic:spPr>
+                </pic:pic>
+              </a:graphicData>
+            </a:graphic>
+          </wp:inline>
+        </w:drawing>
+      </w:r>
+    </w:p>
+    <w:p>
+      <w:pPr/>
+      <w:r>
+        <w:rPr>
+          <w:lang w:val="zh_CN" w:bidi="zh_CN"/>
+        </w:rPr>
+      </w:r>
+      <w:r>
+        <w:rPr>
+          <w:lang w:val="zh_CN" w:bidi="zh_CN"/>
+        </w:rPr>
+        <w:t>当鹳要到另一个地方觅食时，通常会在上升的热气流中盘旋，飞腾到很高的高度，然后沿着选定的方向翱翔而去，它们只是偶尔扇动翅膀以节省体力。</w:t>
+      </w:r>
+    </w:p>
+    <w:p>
+      <w:pPr>
+        <w:pStyle w:val="Heading2"/>
+      </w:pPr>
+      <w:r>
+        <w:rPr>
+          <w:lang w:val="zh_CN" w:bidi="zh_CN"/>
+        </w:rPr>
+        <w:t>特殊意义或象征意义</w:t>
+      </w:r>
+    </w:p>
+    <w:p>
+      <w:pPr/>
+      <w:r>
+        <w:rPr>
+          <w:lang w:val="zh_CN" w:bidi="zh_CN"/>
+        </w:rPr>
+      </w:r>
+      <w:r>
+        <w:rPr>
+          <w:lang w:val="zh_CN" w:bidi="zh_CN"/>
+        </w:rPr>
+        <w:t>希伯来文</w:t>
+      </w:r>
+      <w:r>
+        <w:rPr>
+          <w:i/>
+          <w:lang w:val="zh_CN" w:bidi="zh_CN"/>
+        </w:rPr>
+        <w:t>chasidah</w:t>
+      </w:r>
+      <w:r>
+        <w:rPr>
+          <w:lang w:val="zh_CN" w:bidi="zh_CN"/>
+        </w:rPr>
+        <w:t xml:space="preserve"> 这个名称可能源自</w:t>
+      </w:r>
+      <w:r>
+        <w:rPr>
+          <w:i/>
+          <w:lang w:val="zh_CN" w:bidi="zh_CN"/>
+        </w:rPr>
+        <w:t>chesed</w:t>
+      </w:r>
+      <w:r>
+        <w:rPr>
+          <w:lang w:val="zh_CN" w:bidi="zh_CN"/>
+        </w:rPr>
+        <w:t xml:space="preserve"> （意为"仁慈"或"忠诚"），也许是指它们在筑巢时特别关心幼鸟这个事实。</w:t>
+      </w:r>
+    </w:p>
+    <w:p>
+      <w:pPr>
+        <w:pStyle w:val="Heading2"/>
+      </w:pPr>
+      <w:r>
+        <w:rPr>
+          <w:lang w:val="zh_CN" w:bidi="zh_CN"/>
+        </w:rPr>
+        <w:t>翻译</w:t>
+      </w:r>
+    </w:p>
+    <w:p>
+      <w:pPr/>
+      <w:r>
+        <w:rPr>
+          <w:lang w:val="zh_CN" w:bidi="zh_CN"/>
+        </w:rPr>
+      </w:r>
+      <w:r>
+        <w:rPr>
+          <w:lang w:val="zh_CN" w:bidi="zh_CN"/>
+        </w:rPr>
+        <w:t>世界上大多数地区都有多种鹳鸟，其中许多都有迁徙的习性。有些鹳从欧洲迁徙到印度和远东，有些从东南亚迁徙到澳大利亚，还有一种是白腹鹳（学名</w:t>
+      </w:r>
+      <w:r>
+        <w:rPr>
+          <w:i/>
+          <w:lang w:val="zh_CN" w:bidi="zh_CN"/>
+        </w:rPr>
+        <w:t>Ciconia abdimii</w:t>
+      </w:r>
+      <w:r>
+        <w:rPr>
+          <w:lang w:val="zh_CN" w:bidi="zh_CN"/>
+        </w:rPr>
+        <w:t xml:space="preserve"> ），这种鹳从埃塞俄比亚迁徙到津巴布韦和博茨瓦纳。无论它们到哪里，都标记着雨季的到来。</w:t>
+      </w:r>
+    </w:p>
+    <w:p>
+      <w:pPr/>
+      <w:r>
+        <w:rPr>
+          <w:lang w:val="zh_CN" w:bidi="zh_CN"/>
+        </w:rPr>
+      </w:r>
+      <w:r>
+        <w:rPr>
+          <w:lang w:val="zh_CN" w:bidi="zh_CN"/>
+        </w:rPr>
+        <w:t>在少数不知道鹳的地方，可以使用外来语或音译，另外还可以添加脚注，说明这是一种长距离迁徙经过以色列的大鸟。</w:t>
+      </w:r>
+    </w:p>
+    <w:p>
+      <w:pPr/>
+      <w:r>
+        <w:rPr>
+          <w:lang w:val="zh_CN" w:bidi="zh_CN"/>
+        </w:rPr>
+      </w:r>
+      <w:hyperlink r:id="rId16">
+        <w:r>
+          <w:rPr>
+            <w:lang w:val="zh_CN" w:bidi="zh_CN"/>
+          </w:rPr>
+          <w:rPr>
+            <w:color w:val="0000EE"/>
+            <w:u w:val="single"/>
+          </w:rPr>
+          <w:t>JOB 39:13</w:t>
+        </w:r>
+      </w:hyperlink>
+      <w:r>
+        <w:rPr>
+          <w:lang w:val="zh_CN" w:bidi="zh_CN"/>
+        </w:rPr>
+        <w:t xml:space="preserve"> ：这节经文的希伯来文本很难解释。大多数注释书支持的文本是："鸵鸟的翅膀快速（或欢然）拍动，但是当然与鹳的翅膀无法相比。"然而，有些学者认为</w:t>
+      </w:r>
+      <w:r>
+        <w:rPr>
+          <w:i/>
+          <w:lang w:val="zh_CN" w:bidi="zh_CN"/>
+        </w:rPr>
+        <w:t>chasidah</w:t>
+      </w:r>
+      <w:r>
+        <w:rPr>
+          <w:lang w:val="zh_CN" w:bidi="zh_CN"/>
+        </w:rPr>
+        <w:t xml:space="preserve"> 应该校订为</w:t>
+      </w:r>
+      <w:r>
+        <w:rPr>
+          <w:i/>
+          <w:lang w:val="zh_CN" w:bidi="zh_CN"/>
+        </w:rPr>
+        <w:t>chaserah</w:t>
+      </w:r>
+      <w:r>
+        <w:rPr>
+          <w:lang w:val="zh_CN" w:bidi="zh_CN"/>
+        </w:rPr>
+        <w:t xml:space="preserve"> （在希伯来文中，这两个词的外形非常相似）；修改之后，这节经文的意思作："鸵鸟的翅膀快速拍动，但它们没有飞羽。"无论在文本中采用哪种解释，都应在脚注中指出另一种可能的解释。</w:t>
+      </w:r>
+      <w:r>
+        <w:rPr>
+          <w:lang w:val="zh_CN" w:bidi="zh_CN"/>
+        </w:rPr>
+      </w:r>
       <w:r>
         <w:rPr>
           <w:lang w:val="zh_CN" w:bidi="zh_CN"/>
